--- a/papers/ines-rienzo/european-defence-structural-shift/exports/Rienzo_thesis_consolidated_2026-05-02.docx
+++ b/papers/ines-rienzo/european-defence-structural-shift/exports/Rienzo_thesis_consolidated_2026-05-02.docx
@@ -10,6 +10,40 @@
         <w:t xml:space="preserve">Did Russia's Invasion of Ukraine in February 2022 Create a Structural or Cyclical Shift in European Defence Companies?</w:t>
       </w:r>
     </w:p>
+    <w:p>
+      <w:pPr>
+        <w:pStyle w:val="Author"/>
+      </w:pPr>
+      <w:r>
+        <w:t xml:space="preserve">In��s Rienzo</w:t>
+      </w:r>
+    </w:p>
+    <w:sdt>
+      <w:sdtPr>
+        <w:docPartObj>
+          <w:docPartGallery w:val="Table of Contents"/>
+          <w:docPartUnique/>
+        </w:docPartObj>
+      </w:sdtPr>
+      <w:sdtContent>
+        <w:p>
+          <w:pPr>
+            <w:pStyle w:val="TOCHeading"/>
+          </w:pPr>
+          <w:r>
+            <w:t xml:space="preserve">Table of Contents</w:t>
+          </w:r>
+        </w:p>
+        <w:p>
+          <w:r>
+            <w:fldChar w:fldCharType="begin" w:dirty="true"/>
+            <w:instrText xml:space="preserve">TOC \o "1-3" \h \z \u</w:instrText>
+            <w:fldChar w:fldCharType="separate"/>
+            <w:fldChar w:fldCharType="end"/>
+          </w:r>
+        </w:p>
+      </w:sdtContent>
+    </w:sdt>
     <w:p>
       <w:pPr>
         <w:pStyle w:val="FirstParagraph"/>
@@ -530,7 +564,7 @@
         <w:pStyle w:val="FirstParagraph"/>
       </w:pPr>
       <w:r>
-        <w:t xml:space="preserve">Russia’s full-scale invasion of Ukraine in 2022 broke a period of relative social and economic calm in Europe that its earlier 2014 invasion had not. The 2014 invasion seized Crimea and opened the Donbas conflict, which simmered as an active conflict zone for the next eight years. The 2022 escalation alarmed people, as it was the largest conventional war on European soil since World War II, and shook the complacent belief that peace in the post-Cold War era would be sustainable indefinitely. The NATO alliance faced upheavals and questions regarding the resolute support of the US, and in contrast to 2014, Ukraine would now need to enlist support and devote resources to maintain its sovereignty. This quickly affected the European economy, but nowhere more prominently than in the defence sector. For the EU and its member countries, the conflict caused an immediate reevaluation of security policies and readiness of their defence industries (Genini, 2025). Almost overnight, European defence companies experienced a massive influx of capital, including a spike in orders to refill national military stockpiles (IvančíkRadoslav, 20254). Consequently, European nations and defence companies have committed to securing an upgraded level of security, and, moreover, one that can be sustained regardless of the whims of any external force.</w:t>
+        <w:t xml:space="preserve">Russia’s full-scale invasion of Ukraine in 2022 broke a period of relative social and economic calm in Europe that its earlier 2014 invasion had not. The 2014 invasion seized Crimea and opened the Donbas conflict, which simmered as an active conflict zone for the next eight years. The 2022 escalation alarmed people, as it was the largest conventional war on European soil since World War II, and shook the complacent belief that peace in the post-Cold War era would be sustainable indefinitely. The NATO alliance faced upheavals and questions regarding the resolute support of the US, and in contrast to 2014, Ukraine would now need to enlist support and devote resources to maintain its sovereignty. This quickly affected the European economy, but nowhere more prominently than in the defence sector. For the EU and its member countries, the conflict caused an immediate reevaluation of security policies and readiness of their defence industries (Genini, 2025). Almost overnight, European defence companies experienced a massive influx of capital, including a spike in orders to refill national military stockpiles (Ivančík, 2025). Consequently, European nations and defence companies have committed to securing an upgraded level of security, and, moreover, one that can be sustained regardless of the whims of any external force.</w:t>
       </w:r>
     </w:p>
     <w:p>
@@ -1135,7 +1169,41 @@
         <w:pStyle w:val="FirstParagraph"/>
       </w:pPr>
       <w:r>
-        <w:t xml:space="preserve">An abundance of literature exists about the conflict’s effects on European nations and the reactionary strategies that followed, but as yet no comprehensive analysis jointly examines the communications and financial data of the defence contractors themselves. This thesis scrutinises management teams’ semantic narratives in conjunction along with their companies’ key financial metrics in order to broaden understanding of shifts in European industry goals.</w:t>
+        <w:t xml:space="preserve">The literature reviewed above approaches the post-2022 European defence shift from three distinct angles, but no single study brings them together. Macro-level analyses examine EU spending and procurement patterns (Cepparulo &amp; Pasimeni, 2024; Genini, 2025; Lane, 2024). Firm-level studies look at how individual contractors are adapting their strategy and product mix (Freedman, 2023; Börjeson Kennedy et al., 2025; Osimen et al., 2025). A separate methodological literature has refined the tools for measuring intent in corporate disclosures (Loughran &amp; McDonald, 2011). Each of these strands is informative on its own, but none of them joins the narrative signal coming from management to the financial signal coming from the same companies’ books, in a single panel, across a comparable set of firms over the same time window.</w:t>
+      </w:r>
+    </w:p>
+    <w:p>
+      <w:pPr>
+        <w:pStyle w:val="BodyText"/>
+      </w:pPr>
+      <w:r>
+        <w:t xml:space="preserve">This thesis contributes that joint analysis. First, it applies an LLM-based scoring framework to 79 annual reports from ten listed European defence primes between 2018 and 2025, producing a comparable structural-vs-cyclical score for each report. Second, it tests whether the narrative shift is corroborated in the same firms’ financial data, using three complementary tests on six metrics: a Welch t-test of pre- and post-invasion means, a Chow test for structural breaks, and a panel fixed-effects regression that controls for firm-level differences and pre-existing trends. Third, it validates the post-2022 narrative shift with a difference-in-differences design that uses commercial-aerospace firms as a control group, separating the defence-specific effect from broader macroeconomic recovery.</w:t>
+      </w:r>
+    </w:p>
+    <w:p>
+      <w:pPr>
+        <w:pStyle w:val="BodyText"/>
+      </w:pPr>
+      <w:r>
+        <w:t xml:space="preserve">The relevance extends beyond the academic question. If the shift identified across both signals proves structural, capital allocation, EU industrial policy, and the post-Cold-War</w:t>
+      </w:r>
+      <w:r>
+        <w:t xml:space="preserve"> </w:t>
+      </w:r>
+      <w:r>
+        <w:t xml:space="preserve">“</w:t>
+      </w:r>
+      <w:r>
+        <w:t xml:space="preserve">peace dividend</w:t>
+      </w:r>
+      <w:r>
+        <w:t xml:space="preserve">”</w:t>
+      </w:r>
+      <w:r>
+        <w:t xml:space="preserve"> </w:t>
+      </w:r>
+      <w:r>
+        <w:t xml:space="preserve">frame all need to be re-examined on a multi-decade horizon. If it proves cyclical, current order-book momentum is at risk of unwinding once the conflict resolves. The mixed-methods framework here is intended to make that distinction defensible rather than rhetorical.</w:t>
       </w:r>
     </w:p>
     <w:bookmarkEnd w:id="29"/>
